--- a/reports/data_mining/211101023_OrucCakir_BIL476_reflection_filled.docx
+++ b/reports/data_mining/211101023_OrucCakir_BIL476_reflection_filled.docx
@@ -3016,42 +3016,42 @@
           <w:sz w:val="24"/>
           <w:szCs w:val="24"/>
         </w:rPr>
-        <w:t>Ran all experiments independently and verified that metrics matched expected ranges. Cross-checked</w:t>
-      </w:r>
-    </w:p>
-    <w:p>
-      <w:pPr>
-        <w:pStyle w:val="Normal"/>
-        <w:widowControl/>
-        <w:bidi w:val="0"/>
-        <w:spacing w:lineRule="auto" w:line="240" w:before="0" w:after="0"/>
-        <w:ind w:hanging="0" w:start="0" w:end="0"/>
-        <w:jc w:val="both"/>
-        <w:rPr>
-          <w:rFonts w:ascii="Times New Roman" w:hAnsi="Times New Roman"/>
-          <w:b w:val="false"/>
-          <w:i w:val="false"/>
-          <w:caps w:val="false"/>
-          <w:smallCaps w:val="false"/>
-          <w:color w:val="000000"/>
-          <w:spacing w:val="0"/>
-          <w:sz w:val="24"/>
-          <w:szCs w:val="24"/>
-        </w:rPr>
-      </w:pPr>
-      <w:r>
-        <w:rPr>
-          <w:rFonts w:ascii="Times New Roman" w:hAnsi="Times New Roman"/>
-          <w:b w:val="false"/>
-          <w:i w:val="false"/>
-          <w:caps w:val="false"/>
-          <w:smallCaps w:val="false"/>
-          <w:color w:val="000000"/>
-          <w:spacing w:val="0"/>
-          <w:sz w:val="24"/>
-          <w:szCs w:val="24"/>
-        </w:rPr>
-        <w:t>AI-generated code with scikit-learn and HuggingFace documentation before including it in the project.</w:t>
+        <w:t>My 2nd internship at Barcelona Supercomputing Center (BSC), where I was first author on a published research paper on LLM hardware profiling, gave me the background to critically judge AI-generated content. I ran all experiments independently and verified metrics against expected</w:t>
+      </w:r>
+    </w:p>
+    <w:p>
+      <w:pPr>
+        <w:pStyle w:val="Normal"/>
+        <w:widowControl/>
+        <w:bidi w:val="0"/>
+        <w:spacing w:lineRule="auto" w:line="240" w:before="0" w:after="0"/>
+        <w:ind w:hanging="0" w:start="0" w:end="0"/>
+        <w:jc w:val="both"/>
+        <w:rPr>
+          <w:rFonts w:ascii="Times New Roman" w:hAnsi="Times New Roman"/>
+          <w:b w:val="false"/>
+          <w:i w:val="false"/>
+          <w:caps w:val="false"/>
+          <w:smallCaps w:val="false"/>
+          <w:color w:val="000000"/>
+          <w:spacing w:val="0"/>
+          <w:sz w:val="24"/>
+          <w:szCs w:val="24"/>
+        </w:rPr>
+      </w:pPr>
+      <w:r>
+        <w:rPr>
+          <w:rFonts w:ascii="Times New Roman" w:hAnsi="Times New Roman"/>
+          <w:b w:val="false"/>
+          <w:i w:val="false"/>
+          <w:caps w:val="false"/>
+          <w:smallCaps w:val="false"/>
+          <w:color w:val="000000"/>
+          <w:spacing w:val="0"/>
+          <w:sz w:val="24"/>
+          <w:szCs w:val="24"/>
+        </w:rPr>
+        <w:t>ranges; cross-checked AI code with scikit-learn and HuggingFace docs; and only accepted AI suggestions I could explain from first principles — the same standard applied at BSC.</w:t>
       </w:r>
     </w:p>
     <w:p>
@@ -3314,77 +3314,77 @@
           <w:sz w:val="24"/>
           <w:szCs w:val="24"/>
         </w:rPr>
-        <w:t>SVM with TF-IDF is within 1.2–1.9 accuracy points of a fine-tuned transformer on 3/4 datasets while</w:t>
-      </w:r>
-    </w:p>
-    <w:p>
-      <w:pPr>
-        <w:pStyle w:val="Normal"/>
-        <w:widowControl/>
-        <w:bidi w:val="0"/>
-        <w:spacing w:lineRule="auto" w:line="240" w:before="0" w:after="0"/>
-        <w:ind w:hanging="0" w:start="0" w:end="0"/>
-        <w:jc w:val="both"/>
-        <w:rPr>
-          <w:rFonts w:ascii="Times New Roman" w:hAnsi="Times New Roman"/>
-          <w:b w:val="false"/>
-          <w:i w:val="false"/>
-          <w:caps w:val="false"/>
-          <w:smallCaps w:val="false"/>
-          <w:color w:val="000000"/>
-          <w:spacing w:val="0"/>
-          <w:sz w:val="24"/>
-          <w:szCs w:val="24"/>
-        </w:rPr>
-      </w:pPr>
-      <w:r>
-        <w:rPr>
-          <w:rFonts w:ascii="Times New Roman" w:hAnsi="Times New Roman"/>
-          <w:b w:val="false"/>
-          <w:i w:val="false"/>
-          <w:caps w:val="false"/>
-          <w:smallCaps w:val="false"/>
-          <w:color w:val="000000"/>
-          <w:spacing w:val="0"/>
-          <w:sz w:val="24"/>
-          <w:szCs w:val="24"/>
-        </w:rPr>
-        <w:t>training up to 2500× faster. Also surprising: Decision Tree collapses from 73% (binary IMDB) to near-</w:t>
-      </w:r>
-    </w:p>
-    <w:p>
-      <w:pPr>
-        <w:pStyle w:val="Normal"/>
-        <w:widowControl/>
-        <w:bidi w:val="0"/>
-        <w:spacing w:lineRule="auto" w:line="240" w:before="0" w:after="0"/>
-        <w:ind w:hanging="0" w:start="0" w:end="0"/>
-        <w:jc w:val="both"/>
-        <w:rPr>
-          <w:rFonts w:ascii="Times New Roman" w:hAnsi="Times New Roman"/>
-          <w:b w:val="false"/>
-          <w:i w:val="false"/>
-          <w:caps w:val="false"/>
-          <w:smallCaps w:val="false"/>
-          <w:color w:val="000000"/>
-          <w:spacing w:val="0"/>
-          <w:sz w:val="24"/>
-          <w:szCs w:val="24"/>
-        </w:rPr>
-      </w:pPr>
-      <w:r>
-        <w:rPr>
-          <w:rFonts w:ascii="Times New Roman" w:hAnsi="Times New Roman"/>
-          <w:b w:val="false"/>
-          <w:i w:val="false"/>
-          <w:caps w:val="false"/>
-          <w:smallCaps w:val="false"/>
-          <w:color w:val="000000"/>
-          <w:spacing w:val="0"/>
-          <w:sz w:val="24"/>
-          <w:szCs w:val="24"/>
-        </w:rPr>
-        <w:t>random 49% (7-class Turkish News) — showing model complexity must scale with number of classes.</w:t>
+        <w:t>Having co-authored a paper on transformer hardware profiling at BSC, I expected a large accuracy</w:t>
+      </w:r>
+    </w:p>
+    <w:p>
+      <w:pPr>
+        <w:pStyle w:val="Normal"/>
+        <w:widowControl/>
+        <w:bidi w:val="0"/>
+        <w:spacing w:lineRule="auto" w:line="240" w:before="0" w:after="0"/>
+        <w:ind w:hanging="0" w:start="0" w:end="0"/>
+        <w:jc w:val="both"/>
+        <w:rPr>
+          <w:rFonts w:ascii="Times New Roman" w:hAnsi="Times New Roman"/>
+          <w:b w:val="false"/>
+          <w:i w:val="false"/>
+          <w:caps w:val="false"/>
+          <w:smallCaps w:val="false"/>
+          <w:color w:val="000000"/>
+          <w:spacing w:val="0"/>
+          <w:sz w:val="24"/>
+          <w:szCs w:val="24"/>
+        </w:rPr>
+      </w:pPr>
+      <w:r>
+        <w:rPr>
+          <w:rFonts w:ascii="Times New Roman" w:hAnsi="Times New Roman"/>
+          <w:b w:val="false"/>
+          <w:i w:val="false"/>
+          <w:caps w:val="false"/>
+          <w:smallCaps w:val="false"/>
+          <w:color w:val="000000"/>
+          <w:spacing w:val="0"/>
+          <w:sz w:val="24"/>
+          <w:szCs w:val="24"/>
+        </w:rPr>
+        <w:t>gap in favour of transformers. The result that SVM reaches within 1.2–1.9 pts of DistilBERT/BERTurk</w:t>
+      </w:r>
+    </w:p>
+    <w:p>
+      <w:pPr>
+        <w:pStyle w:val="Normal"/>
+        <w:widowControl/>
+        <w:bidi w:val="0"/>
+        <w:spacing w:lineRule="auto" w:line="240" w:before="0" w:after="0"/>
+        <w:ind w:hanging="0" w:start="0" w:end="0"/>
+        <w:jc w:val="both"/>
+        <w:rPr>
+          <w:rFonts w:ascii="Times New Roman" w:hAnsi="Times New Roman"/>
+          <w:b w:val="false"/>
+          <w:i w:val="false"/>
+          <w:caps w:val="false"/>
+          <w:smallCaps w:val="false"/>
+          <w:color w:val="000000"/>
+          <w:spacing w:val="0"/>
+          <w:sz w:val="24"/>
+          <w:szCs w:val="24"/>
+        </w:rPr>
+      </w:pPr>
+      <w:r>
+        <w:rPr>
+          <w:rFonts w:ascii="Times New Roman" w:hAnsi="Times New Roman"/>
+          <w:b w:val="false"/>
+          <w:i w:val="false"/>
+          <w:caps w:val="false"/>
+          <w:smallCaps w:val="false"/>
+          <w:color w:val="000000"/>
+          <w:spacing w:val="0"/>
+          <w:sz w:val="24"/>
+          <w:szCs w:val="24"/>
+        </w:rPr>
+        <w:t>on 3/4 datasets — while training 2500× faster — genuinely surprised me given my prior experience with large-scale LLMs.</w:t>
       </w:r>
     </w:p>
     <w:p>
